--- a/IFN - Diego Ardila Quintero.docx
+++ b/IFN - Diego Ardila Quintero.docx
@@ -153,18 +153,26 @@
           <w:szCs w:val="32"/>
           <w:lang w:val="es-ES"/>
         </w:rPr>
-        <w:t>Diego Ardila Quintero – 01240372038</w:t>
-      </w:r>
-    </w:p>
-    <w:p>
-      <w:pPr>
-        <w:jc w:val="center"/>
-        <w:rPr>
-          <w:sz w:val="32"/>
-          <w:szCs w:val="32"/>
-          <w:lang w:val="es-ES"/>
-        </w:rPr>
-      </w:pPr>
+        <w:t>Diego Alejando Duran Crispín – 01240372007</w:t>
+      </w:r>
+    </w:p>
+    <w:p>
+      <w:pPr>
+        <w:jc w:val="center"/>
+        <w:rPr>
+          <w:sz w:val="32"/>
+          <w:szCs w:val="32"/>
+          <w:lang w:val="es-ES"/>
+        </w:rPr>
+      </w:pPr>
+      <w:r>
+        <w:rPr>
+          <w:sz w:val="32"/>
+          <w:szCs w:val="32"/>
+          <w:lang w:val="es-ES"/>
+        </w:rPr>
+        <w:t>Diego Andrés Ardila Quintero - 01240372038</w:t>
+      </w:r>
     </w:p>
     <w:p>
       <w:pPr>
@@ -1001,7 +1009,8 @@
       </w:pPr>
       <w:r>
         <w:rPr>
-          <w:lang w:val="es-ES"/>
+          <w:noProof/>
+          <w:lang w:eastAsia="es-CO"/>
         </w:rPr>
         <w:drawing>
           <wp:inline distT="0" distB="0" distL="0" distR="0" wp14:anchorId="675B8200" wp14:editId="6A69D6FF">
@@ -1273,6 +1282,26 @@
           <w:lang w:val="es-ES"/>
         </w:rPr>
         <w:t>Una vez rellenado los datos el usuario guarda los datos y luego puede guardarlos como archivo CSV en el cual se lleva el registro de todos los datos registrados hasta el momento.</w:t>
+      </w:r>
+    </w:p>
+    <w:p>
+      <w:pPr>
+        <w:rPr>
+          <w:lang w:val="es-ES"/>
+        </w:rPr>
+      </w:pPr>
+    </w:p>
+    <w:p>
+      <w:pPr>
+        <w:rPr>
+          <w:lang w:val="es-ES"/>
+        </w:rPr>
+      </w:pPr>
+      <w:r>
+        <w:rPr>
+          <w:lang w:val="es-ES"/>
+        </w:rPr>
+        <w:t>Al escoger la opción Consultar datos, se filtra por número de brigada y se genera un CSV de todos los registros que tenga dicha brigada.</w:t>
       </w:r>
       <w:bookmarkStart w:id="0" w:name="_GoBack"/>
       <w:bookmarkEnd w:id="0"/>
@@ -1847,6 +1876,7 @@
   <w:style w:type="character" w:default="1" w:styleId="Fuentedeprrafopredeter">
     <w:name w:val="Default Paragraph Font"/>
     <w:uiPriority w:val="1"/>
+    <w:semiHidden/>
     <w:unhideWhenUsed/>
   </w:style>
   <w:style w:type="table" w:default="1" w:styleId="Tablanormal">
